--- a/00 Documents/PQC Accelerators/Accelerators Evaluation/Accelerators Evaluation.docx
+++ b/00 Documents/PQC Accelerators/Accelerators Evaluation/Accelerators Evaluation.docx
@@ -4,6 +4,109 @@
   <w:body>
     <w:p>
       <w:pPr>
+        <w:ind w:left="720" w:hanging="360"/>
+      </w:pPr>
+    </w:p>
+    <w:p>
+      <w:pPr>
+        <w:ind w:left="720" w:hanging="360"/>
+      </w:pPr>
+    </w:p>
+    <w:p>
+      <w:pPr>
+        <w:ind w:left="720" w:hanging="360"/>
+      </w:pPr>
+    </w:p>
+    <w:p>
+      <w:pPr>
+        <w:ind w:left="720" w:hanging="360"/>
+      </w:pPr>
+    </w:p>
+    <w:p>
+      <w:pPr>
+        <w:ind w:left="720" w:hanging="360"/>
+      </w:pPr>
+    </w:p>
+    <w:p>
+      <w:pPr>
+        <w:ind w:left="720" w:hanging="360"/>
+      </w:pPr>
+    </w:p>
+    <w:p>
+      <w:pPr>
+        <w:ind w:left="720" w:hanging="360"/>
+      </w:pPr>
+    </w:p>
+    <w:p>
+      <w:pPr>
+        <w:ind w:left="720" w:hanging="360"/>
+      </w:pPr>
+    </w:p>
+    <w:p>
+      <w:pPr>
+        <w:ind w:left="720" w:hanging="360"/>
+      </w:pPr>
+    </w:p>
+    <w:p>
+      <w:pPr>
+        <w:ind w:left="720" w:hanging="360"/>
+      </w:pPr>
+    </w:p>
+    <w:p>
+      <w:pPr>
+        <w:ind w:left="720" w:hanging="360"/>
+      </w:pPr>
+    </w:p>
+    <w:p>
+      <w:pPr>
+        <w:ind w:left="720" w:hanging="360"/>
+      </w:pPr>
+    </w:p>
+    <w:p>
+      <w:pPr>
+        <w:ind w:left="720" w:hanging="360"/>
+      </w:pPr>
+    </w:p>
+    <w:p>
+      <w:pPr>
+        <w:jc w:val="center"/>
+        <w:rPr>
+          <w:rFonts w:asciiTheme="majorHAnsi" w:hAnsiTheme="majorHAnsi" w:cstheme="majorHAnsi"/>
+          <w:b/>
+          <w:bCs/>
+        </w:rPr>
+      </w:pPr>
+      <w:r>
+        <w:rPr>
+          <w:rFonts w:asciiTheme="majorHAnsi" w:hAnsiTheme="majorHAnsi" w:cstheme="majorHAnsi"/>
+          <w:b/>
+          <w:bCs/>
+          <w:sz w:val="56"/>
+          <w:szCs w:val="52"/>
+        </w:rPr>
+        <w:t xml:space="preserve">EVALUACIÓN DE </w:t>
+      </w:r>
+      <w:r>
+        <w:rPr>
+          <w:rFonts w:asciiTheme="majorHAnsi" w:hAnsiTheme="majorHAnsi" w:cstheme="majorHAnsi"/>
+          <w:b/>
+          <w:bCs/>
+          <w:sz w:val="56"/>
+          <w:szCs w:val="52"/>
+        </w:rPr>
+        <w:t>ACELERADORES POSTCUÁNTICOS DE CRIPTOGRAFÍA</w:t>
+      </w:r>
+      <w:r>
+        <w:rPr>
+          <w:rFonts w:asciiTheme="majorHAnsi" w:hAnsiTheme="majorHAnsi" w:cstheme="majorHAnsi"/>
+          <w:b/>
+          <w:bCs/>
+        </w:rPr>
+        <w:br w:type="page"/>
+      </w:r>
+    </w:p>
+    <w:p>
+      <w:pPr>
         <w:pStyle w:val="Prrafodelista"/>
         <w:numPr>
           <w:ilvl w:val="0"/>
@@ -23,6 +126,7 @@
           <w:sz w:val="36"/>
           <w:szCs w:val="36"/>
         </w:rPr>
+        <w:lastRenderedPageBreak/>
         <w:t>CROSS</w:t>
       </w:r>
     </w:p>
@@ -70,6 +174,26 @@
     </w:p>
     <w:p>
       <w:pPr>
+        <w:pStyle w:val="Prrafodelista"/>
+        <w:numPr>
+          <w:ilvl w:val="0"/>
+          <w:numId w:val="2"/>
+        </w:numPr>
+        <w:rPr>
+          <w:rFonts w:cs="Times New Roman"/>
+          <w:szCs w:val="24"/>
+        </w:rPr>
+      </w:pPr>
+      <w:r>
+        <w:rPr>
+          <w:rFonts w:cs="Times New Roman"/>
+          <w:szCs w:val="24"/>
+        </w:rPr>
+        <w:t>Muy paralelizable</w:t>
+      </w:r>
+    </w:p>
+    <w:p>
+      <w:pPr>
         <w:rPr>
           <w:rFonts w:cs="Times New Roman"/>
           <w:szCs w:val="24"/>
@@ -122,9 +246,30 @@
         </w:rPr>
         <w:t xml:space="preserve">Tiene una lógica bastante compleja por lo que es necesario definir bien las FSM. </w:t>
       </w:r>
-      <w:r>
-        <w:rPr>
-          <w:rFonts w:cs="Times New Roman"/>
+    </w:p>
+    <w:p>
+      <w:pPr>
+        <w:pStyle w:val="Prrafodelista"/>
+        <w:numPr>
+          <w:ilvl w:val="0"/>
+          <w:numId w:val="2"/>
+        </w:numPr>
+        <w:rPr>
+          <w:rFonts w:cs="Times New Roman"/>
+          <w:szCs w:val="24"/>
+        </w:rPr>
+      </w:pPr>
+      <w:r>
+        <w:rPr>
+          <w:rFonts w:cs="Times New Roman"/>
+          <w:szCs w:val="24"/>
+        </w:rPr>
+        <w:t>Mucho hashing</w:t>
+      </w:r>
+      <w:r>
+        <w:rPr>
+          <w:rFonts w:cs="Times New Roman"/>
+          <w:noProof/>
           <w:szCs w:val="24"/>
         </w:rPr>
         <w:drawing>
@@ -143,7 +288,7 @@
                     <pic:cNvPicPr/>
                   </pic:nvPicPr>
                   <pic:blipFill>
-                    <a:blip r:embed="rId5"/>
+                    <a:blip r:embed="rId7"/>
                     <a:stretch>
                       <a:fillRect/>
                     </a:stretch>
@@ -342,6 +487,7 @@
       <w:r>
         <w:rPr>
           <w:rFonts w:cs="Times New Roman"/>
+          <w:noProof/>
           <w:szCs w:val="24"/>
         </w:rPr>
         <w:drawing>
@@ -360,7 +506,7 @@
                     <pic:cNvPicPr/>
                   </pic:nvPicPr>
                   <pic:blipFill>
-                    <a:blip r:embed="rId6"/>
+                    <a:blip r:embed="rId8"/>
                     <a:stretch>
                       <a:fillRect/>
                     </a:stretch>
@@ -403,7 +549,6 @@
           <w:szCs w:val="36"/>
         </w:rPr>
       </w:pPr>
-      <w:proofErr w:type="spellStart"/>
       <w:r>
         <w:rPr>
           <w:b/>
@@ -411,10 +556,8 @@
           <w:sz w:val="36"/>
           <w:szCs w:val="36"/>
         </w:rPr>
-        <w:lastRenderedPageBreak/>
         <w:t>SQIsign</w:t>
       </w:r>
-      <w:proofErr w:type="spellEnd"/>
     </w:p>
     <w:p>
       <w:r>
@@ -430,15 +573,19 @@
         </w:numPr>
       </w:pPr>
       <w:r>
-        <w:t xml:space="preserve">La </w:t>
-      </w:r>
-      <w:proofErr w:type="spellStart"/>
-      <w:r>
-        <w:t>isogenía</w:t>
-      </w:r>
-      <w:proofErr w:type="spellEnd"/>
-      <w:r>
-        <w:t xml:space="preserve"> consta de un algoritmo complejo con control complejo por lo que es complicado de llevar a cabo en una FPGA.</w:t>
+        <w:t>La isogenía consta de un algoritmo complejo con control complejo por lo que es complicado de llevar a cabo en una FPGA.</w:t>
+      </w:r>
+    </w:p>
+    <w:p>
+      <w:pPr>
+        <w:pStyle w:val="Prrafodelista"/>
+        <w:numPr>
+          <w:ilvl w:val="0"/>
+          <w:numId w:val="2"/>
+        </w:numPr>
+      </w:pPr>
+      <w:r>
+        <w:t>Requiere mucho hardware</w:t>
       </w:r>
     </w:p>
     <w:p>
@@ -454,6 +601,7 @@
         <w:rPr>
           <w:b/>
           <w:bCs/>
+          <w:noProof/>
           <w:sz w:val="36"/>
           <w:szCs w:val="36"/>
         </w:rPr>
@@ -473,7 +621,7 @@
                     <pic:cNvPicPr/>
                   </pic:nvPicPr>
                   <pic:blipFill>
-                    <a:blip r:embed="rId7"/>
+                    <a:blip r:embed="rId9"/>
                     <a:stretch>
                       <a:fillRect/>
                     </a:stretch>
@@ -532,12 +680,12 @@
         </w:numPr>
       </w:pPr>
       <w:r>
+        <w:lastRenderedPageBreak/>
         <w:t>No utiliza operaciones en coma flotante lo que simplifica bastante</w:t>
       </w:r>
     </w:p>
     <w:p>
       <w:r>
-        <w:lastRenderedPageBreak/>
         <w:t>CONTRA:</w:t>
       </w:r>
     </w:p>
@@ -574,7 +722,7 @@
         </w:numPr>
       </w:pPr>
       <w:r>
-        <w:t>Implementación de FTT y NTT</w:t>
+        <w:t>Implementación de NTT</w:t>
       </w:r>
     </w:p>
     <w:p>
@@ -608,7 +756,6 @@
           <w:szCs w:val="36"/>
         </w:rPr>
       </w:pPr>
-      <w:proofErr w:type="spellStart"/>
       <w:r>
         <w:rPr>
           <w:b/>
@@ -618,10 +765,12 @@
         </w:rPr>
         <w:t>Mirath</w:t>
       </w:r>
-      <w:proofErr w:type="spellEnd"/>
-    </w:p>
-    <w:p>
-      <w:r>
+    </w:p>
+    <w:p>
+      <w:r>
+        <w:rPr>
+          <w:noProof/>
+        </w:rPr>
         <w:drawing>
           <wp:inline distT="0" distB="0" distL="0" distR="0" wp14:anchorId="3DF9DB54" wp14:editId="355FE967">
             <wp:extent cx="4839375" cy="2457793"/>
@@ -638,7 +787,7 @@
                     <pic:cNvPicPr/>
                   </pic:nvPicPr>
                   <pic:blipFill>
-                    <a:blip r:embed="rId8"/>
+                    <a:blip r:embed="rId10"/>
                     <a:stretch>
                       <a:fillRect/>
                     </a:stretch>
@@ -685,15 +834,7 @@
         </w:numPr>
       </w:pPr>
       <w:r>
-        <w:t xml:space="preserve">Repetición de la misma operación (muy </w:t>
-      </w:r>
-      <w:proofErr w:type="spellStart"/>
-      <w:r>
-        <w:t>paralelizable</w:t>
-      </w:r>
-      <w:proofErr w:type="spellEnd"/>
-      <w:r>
-        <w:t>)</w:t>
+        <w:t>Repetición de la misma operación (muy paralelizable)</w:t>
       </w:r>
     </w:p>
     <w:p>
@@ -854,6 +995,7 @@
         </w:numPr>
       </w:pPr>
       <w:r>
+        <w:lastRenderedPageBreak/>
         <w:t>Control complejo</w:t>
       </w:r>
     </w:p>
@@ -866,24 +1008,18 @@
         </w:numPr>
       </w:pPr>
       <w:r>
-        <w:t xml:space="preserve">Elevado uso de LUT por </w:t>
-      </w:r>
-      <w:proofErr w:type="spellStart"/>
-      <w:r>
-        <w:t>hashing</w:t>
-      </w:r>
-      <w:proofErr w:type="spellEnd"/>
-    </w:p>
-    <w:p>
-      <w:pPr>
-        <w:pStyle w:val="Prrafodelista"/>
-        <w:numPr>
-          <w:ilvl w:val="0"/>
-          <w:numId w:val="2"/>
-        </w:numPr>
-      </w:pPr>
-      <w:r>
-        <w:lastRenderedPageBreak/>
+        <w:t>Elevado uso de LUT por hashing</w:t>
+      </w:r>
+    </w:p>
+    <w:p>
+      <w:pPr>
+        <w:pStyle w:val="Prrafodelista"/>
+        <w:numPr>
+          <w:ilvl w:val="0"/>
+          <w:numId w:val="2"/>
+        </w:numPr>
+      </w:pPr>
+      <w:r>
         <w:t>Poca implementación previa en FPGA</w:t>
       </w:r>
     </w:p>
@@ -949,15 +1085,7 @@
         </w:numPr>
       </w:pPr>
       <w:r>
-        <w:t>Muchas rondas (</w:t>
-      </w:r>
-      <w:proofErr w:type="spellStart"/>
-      <w:r>
-        <w:t>paralelizable</w:t>
-      </w:r>
-      <w:proofErr w:type="spellEnd"/>
-      <w:r>
-        <w:t>)</w:t>
+        <w:t>Muchas rondas (paralelizable)</w:t>
       </w:r>
     </w:p>
     <w:p>
@@ -974,15 +1102,7 @@
         </w:numPr>
       </w:pPr>
       <w:r>
-        <w:t xml:space="preserve">Sigue habiendo </w:t>
-      </w:r>
-      <w:proofErr w:type="spellStart"/>
-      <w:r>
-        <w:t>hashing</w:t>
-      </w:r>
-      <w:proofErr w:type="spellEnd"/>
-      <w:r>
-        <w:t xml:space="preserve"> (muchas LUT)</w:t>
+        <w:t>Sigue habiendo hashing (muchas LUT)</w:t>
       </w:r>
     </w:p>
     <w:p>
@@ -1064,15 +1184,7 @@
         </w:numPr>
       </w:pPr>
       <w:r>
-        <w:t>Muchas rondas (</w:t>
-      </w:r>
-      <w:proofErr w:type="spellStart"/>
-      <w:r>
-        <w:t>paralelizable</w:t>
-      </w:r>
-      <w:proofErr w:type="spellEnd"/>
-      <w:r>
-        <w:t>)</w:t>
+        <w:t>Muchas rondas (paralelizable)</w:t>
       </w:r>
     </w:p>
     <w:p>
@@ -1125,13 +1237,8 @@
         </w:numPr>
       </w:pPr>
       <w:r>
-        <w:t xml:space="preserve">Mucho </w:t>
-      </w:r>
-      <w:proofErr w:type="spellStart"/>
-      <w:r>
-        <w:t>hashing</w:t>
-      </w:r>
-      <w:proofErr w:type="spellEnd"/>
+        <w:t>Mucho hashing</w:t>
+      </w:r>
     </w:p>
     <w:p>
       <w:pPr>
@@ -1164,7 +1271,6 @@
           <w:szCs w:val="36"/>
         </w:rPr>
       </w:pPr>
-      <w:proofErr w:type="spellStart"/>
       <w:r>
         <w:rPr>
           <w:b/>
@@ -1174,11 +1280,13 @@
         </w:rPr>
         <w:t>SDitH</w:t>
       </w:r>
-      <w:proofErr w:type="spellEnd"/>
     </w:p>
     <w:p/>
     <w:p>
       <w:r>
+        <w:rPr>
+          <w:noProof/>
+        </w:rPr>
         <w:drawing>
           <wp:inline distT="0" distB="0" distL="0" distR="0" wp14:anchorId="36E6CC9B" wp14:editId="5540FB77">
             <wp:extent cx="1352739" cy="2781688"/>
@@ -1195,7 +1303,7 @@
                     <pic:cNvPicPr/>
                   </pic:nvPicPr>
                   <pic:blipFill>
-                    <a:blip r:embed="rId9"/>
+                    <a:blip r:embed="rId11"/>
                     <a:stretch>
                       <a:fillRect/>
                     </a:stretch>
@@ -1254,26 +1362,19 @@
         </w:numPr>
       </w:pPr>
       <w:r>
-        <w:t xml:space="preserve">No usa </w:t>
-      </w:r>
-      <w:proofErr w:type="spellStart"/>
-      <w:r>
-        <w:t>isogenías</w:t>
-      </w:r>
-      <w:proofErr w:type="spellEnd"/>
-      <w:r>
-        <w:t xml:space="preserve"> ni NTT</w:t>
-      </w:r>
-    </w:p>
-    <w:p>
-      <w:pPr>
-        <w:pStyle w:val="Prrafodelista"/>
-        <w:numPr>
-          <w:ilvl w:val="0"/>
-          <w:numId w:val="2"/>
-        </w:numPr>
-      </w:pPr>
-      <w:r>
+        <w:t>No usa isogenías ni NTT</w:t>
+      </w:r>
+    </w:p>
+    <w:p>
+      <w:pPr>
+        <w:pStyle w:val="Prrafodelista"/>
+        <w:numPr>
+          <w:ilvl w:val="0"/>
+          <w:numId w:val="2"/>
+        </w:numPr>
+      </w:pPr>
+      <w:r>
+        <w:lastRenderedPageBreak/>
         <w:t>Algo más de implementación en FPGA a pesar de ser MPC</w:t>
       </w:r>
     </w:p>
@@ -1291,14 +1392,8 @@
         </w:numPr>
       </w:pPr>
       <w:r>
-        <w:lastRenderedPageBreak/>
-        <w:t xml:space="preserve">Mucho </w:t>
-      </w:r>
-      <w:proofErr w:type="spellStart"/>
-      <w:r>
-        <w:t>hashing</w:t>
-      </w:r>
-      <w:proofErr w:type="spellEnd"/>
+        <w:t>Mucho hashing</w:t>
+      </w:r>
     </w:p>
     <w:p>
       <w:pPr>
@@ -1355,6 +1450,9 @@
     </w:p>
     <w:p>
       <w:r>
+        <w:rPr>
+          <w:noProof/>
+        </w:rPr>
         <w:drawing>
           <wp:inline distT="0" distB="0" distL="0" distR="0" wp14:anchorId="73AF8482" wp14:editId="2F7B702E">
             <wp:extent cx="4972744" cy="4534533"/>
@@ -1371,7 +1469,7 @@
                     <pic:cNvPicPr/>
                   </pic:nvPicPr>
                   <pic:blipFill>
-                    <a:blip r:embed="rId10"/>
+                    <a:blip r:embed="rId12"/>
                     <a:stretch>
                       <a:fillRect/>
                     </a:stretch>
@@ -1430,13 +1528,8 @@
         </w:numPr>
       </w:pPr>
       <w:r>
-        <w:t xml:space="preserve">Altamente </w:t>
-      </w:r>
-      <w:proofErr w:type="spellStart"/>
-      <w:r>
-        <w:t>paralelizable</w:t>
-      </w:r>
-      <w:proofErr w:type="spellEnd"/>
+        <w:t>Altamente paralelizable</w:t>
+      </w:r>
     </w:p>
     <w:p>
       <w:pPr>
@@ -1520,6 +1613,7 @@
           <w:sz w:val="36"/>
           <w:szCs w:val="36"/>
         </w:rPr>
+        <w:lastRenderedPageBreak/>
         <w:t>QR-UOV</w:t>
       </w:r>
     </w:p>
@@ -1537,7 +1631,6 @@
         </w:numPr>
       </w:pPr>
       <w:r>
-        <w:lastRenderedPageBreak/>
         <w:t>Operaciones aritméticas sencillas</w:t>
       </w:r>
     </w:p>
@@ -1562,13 +1655,8 @@
         </w:numPr>
       </w:pPr>
       <w:r>
-        <w:t xml:space="preserve">Poco </w:t>
-      </w:r>
-      <w:proofErr w:type="spellStart"/>
-      <w:r>
-        <w:t>hashing</w:t>
-      </w:r>
-      <w:proofErr w:type="spellEnd"/>
+        <w:t>Poco hashing</w:t>
+      </w:r>
     </w:p>
     <w:p>
       <w:pPr>
@@ -1692,11 +1780,9 @@
           <w:numId w:val="2"/>
         </w:numPr>
       </w:pPr>
-      <w:proofErr w:type="spellStart"/>
       <w:r>
         <w:t>Paralelizable</w:t>
       </w:r>
-      <w:proofErr w:type="spellEnd"/>
     </w:p>
     <w:p>
       <w:pPr>
@@ -1794,6 +1880,9 @@
     </w:p>
     <w:p>
       <w:r>
+        <w:rPr>
+          <w:noProof/>
+        </w:rPr>
         <w:drawing>
           <wp:inline distT="0" distB="0" distL="0" distR="0" wp14:anchorId="00248546" wp14:editId="7F50E0B2">
             <wp:extent cx="5400040" cy="1868170"/>
@@ -1810,7 +1899,7 @@
                     <pic:cNvPicPr/>
                   </pic:nvPicPr>
                   <pic:blipFill>
-                    <a:blip r:embed="rId11"/>
+                    <a:blip r:embed="rId13"/>
                     <a:stretch>
                       <a:fillRect/>
                     </a:stretch>
@@ -1874,6 +1963,7 @@
     </w:p>
     <w:p>
       <w:r>
+        <w:lastRenderedPageBreak/>
         <w:t>CONTRA:</w:t>
       </w:r>
     </w:p>
@@ -1898,7 +1988,6 @@
         </w:numPr>
       </w:pPr>
       <w:r>
-        <w:lastRenderedPageBreak/>
         <w:t>Clave pública grande</w:t>
       </w:r>
     </w:p>
@@ -2078,7 +2167,6 @@
               <w:jc w:val="center"/>
             </w:pPr>
             <w:r>
-              <w:lastRenderedPageBreak/>
               <w:t>RANKING</w:t>
             </w:r>
           </w:p>
@@ -2353,11 +2441,9 @@
             <w:pPr>
               <w:jc w:val="center"/>
             </w:pPr>
-            <w:proofErr w:type="spellStart"/>
             <w:r>
               <w:t>SDitH</w:t>
             </w:r>
-            <w:proofErr w:type="spellEnd"/>
           </w:p>
         </w:tc>
       </w:tr>
@@ -2413,11 +2499,9 @@
             <w:pPr>
               <w:jc w:val="center"/>
             </w:pPr>
-            <w:proofErr w:type="spellStart"/>
             <w:r>
               <w:t>Mirath</w:t>
             </w:r>
-            <w:proofErr w:type="spellEnd"/>
           </w:p>
         </w:tc>
       </w:tr>
@@ -2502,11 +2586,9 @@
             <w:pPr>
               <w:jc w:val="center"/>
             </w:pPr>
-            <w:proofErr w:type="spellStart"/>
             <w:r>
               <w:t>SQIsign</w:t>
             </w:r>
-            <w:proofErr w:type="spellEnd"/>
           </w:p>
         </w:tc>
       </w:tr>
@@ -2608,13 +2690,6 @@
           <w:lang w:val="en-US"/>
         </w:rPr>
         <w:tab/>
-      </w:r>
-      <w:r>
-        <w:rPr>
-          <w:rFonts w:cs="Times New Roman"/>
-          <w:szCs w:val="24"/>
-          <w:lang w:val="en-US"/>
-        </w:rPr>
         <w:t>Code</w:t>
       </w:r>
       <w:r>
@@ -3225,6 +3300,56 @@
     </w:sectPr>
   </w:body>
 </w:document>
+</file>
+
+<file path=word/endnotes.xml><?xml version="1.0" encoding="utf-8"?>
+<w:endnotes xmlns:wpc="http://schemas.microsoft.com/office/word/2010/wordprocessingCanvas" xmlns:cx="http://schemas.microsoft.com/office/drawing/2014/chartex" xmlns:cx1="http://schemas.microsoft.com/office/drawing/2015/9/8/chartex" xmlns:cx2="http://schemas.microsoft.com/office/drawing/2015/10/21/chartex" xmlns:cx3="http://schemas.microsoft.com/office/drawing/2016/5/9/chartex" xmlns:cx4="http://schemas.microsoft.com/office/drawing/2016/5/10/chartex" xmlns:cx5="http://schemas.microsoft.com/office/drawing/2016/5/11/chartex" xmlns:cx6="http://schemas.microsoft.com/office/drawing/2016/5/12/chartex" xmlns:cx7="http://schemas.microsoft.com/office/drawing/2016/5/13/chartex" xmlns:cx8="http://schemas.microsoft.com/office/drawing/2016/5/14/chartex" xmlns:mc="http://schemas.openxmlformats.org/markup-compatibility/2006" xmlns:aink="http://schemas.microsoft.com/office/drawing/2016/ink" xmlns:am3d="http://schemas.microsoft.com/office/drawing/2017/model3d" xmlns:o="urn:schemas-microsoft-com:office:office" xmlns:oel="http://schemas.microsoft.com/office/2019/extlst" xmlns:r="http://schemas.openxmlformats.org/officeDocument/2006/relationships" xmlns:m="http://schemas.openxmlformats.org/officeDocument/2006/math" xmlns:v="urn:schemas-microsoft-com:vml" xmlns:wp14="http://schemas.microsoft.com/office/word/2010/wordprocessingDrawing" xmlns:wp="http://schemas.openxmlformats.org/drawingml/2006/wordprocessingDrawing" xmlns:w10="urn:schemas-microsoft-com:office:word" xmlns:w="http://schemas.openxmlformats.org/wordprocessingml/2006/main" xmlns:w14="http://schemas.microsoft.com/office/word/2010/wordml" xmlns:w15="http://schemas.microsoft.com/office/word/2012/wordml" xmlns:w16cex="http://schemas.microsoft.com/office/word/2018/wordml/cex" xmlns:w16cid="http://schemas.microsoft.com/office/word/2016/wordml/cid" xmlns:w16="http://schemas.microsoft.com/office/word/2018/wordml" xmlns:w16du="http://schemas.microsoft.com/office/word/2023/wordml/word16du" xmlns:w16sdtdh="http://schemas.microsoft.com/office/word/2020/wordml/sdtdatahash" xmlns:w16sdtfl="http://schemas.microsoft.com/office/word/2024/wordml/sdtformatlock" xmlns:w16se="http://schemas.microsoft.com/office/word/2015/wordml/symex" xmlns:wpg="http://schemas.microsoft.com/office/word/2010/wordprocessingGroup" xmlns:wpi="http://schemas.microsoft.com/office/word/2010/wordprocessingInk" xmlns:wne="http://schemas.microsoft.com/office/word/2006/wordml" xmlns:wps="http://schemas.microsoft.com/office/word/2010/wordprocessingShape" mc:Ignorable="w14 w15 w16se w16cid w16 w16cex w16sdtdh w16sdtfl w16du wp14">
+  <w:endnote w:type="separator" w:id="-1">
+    <w:p>
+      <w:pPr>
+        <w:spacing w:after="0" w:line="240" w:lineRule="auto"/>
+      </w:pPr>
+      <w:r>
+        <w:separator/>
+      </w:r>
+    </w:p>
+  </w:endnote>
+  <w:endnote w:type="continuationSeparator" w:id="0">
+    <w:p>
+      <w:pPr>
+        <w:spacing w:after="0" w:line="240" w:lineRule="auto"/>
+      </w:pPr>
+      <w:r>
+        <w:continuationSeparator/>
+      </w:r>
+    </w:p>
+  </w:endnote>
+</w:endnotes>
+</file>
+
+<file path=word/footnotes.xml><?xml version="1.0" encoding="utf-8"?>
+<w:footnotes xmlns:wpc="http://schemas.microsoft.com/office/word/2010/wordprocessingCanvas" xmlns:cx="http://schemas.microsoft.com/office/drawing/2014/chartex" xmlns:cx1="http://schemas.microsoft.com/office/drawing/2015/9/8/chartex" xmlns:cx2="http://schemas.microsoft.com/office/drawing/2015/10/21/chartex" xmlns:cx3="http://schemas.microsoft.com/office/drawing/2016/5/9/chartex" xmlns:cx4="http://schemas.microsoft.com/office/drawing/2016/5/10/chartex" xmlns:cx5="http://schemas.microsoft.com/office/drawing/2016/5/11/chartex" xmlns:cx6="http://schemas.microsoft.com/office/drawing/2016/5/12/chartex" xmlns:cx7="http://schemas.microsoft.com/office/drawing/2016/5/13/chartex" xmlns:cx8="http://schemas.microsoft.com/office/drawing/2016/5/14/chartex" xmlns:mc="http://schemas.openxmlformats.org/markup-compatibility/2006" xmlns:aink="http://schemas.microsoft.com/office/drawing/2016/ink" xmlns:am3d="http://schemas.microsoft.com/office/drawing/2017/model3d" xmlns:o="urn:schemas-microsoft-com:office:office" xmlns:oel="http://schemas.microsoft.com/office/2019/extlst" xmlns:r="http://schemas.openxmlformats.org/officeDocument/2006/relationships" xmlns:m="http://schemas.openxmlformats.org/officeDocument/2006/math" xmlns:v="urn:schemas-microsoft-com:vml" xmlns:wp14="http://schemas.microsoft.com/office/word/2010/wordprocessingDrawing" xmlns:wp="http://schemas.openxmlformats.org/drawingml/2006/wordprocessingDrawing" xmlns:w10="urn:schemas-microsoft-com:office:word" xmlns:w="http://schemas.openxmlformats.org/wordprocessingml/2006/main" xmlns:w14="http://schemas.microsoft.com/office/word/2010/wordml" xmlns:w15="http://schemas.microsoft.com/office/word/2012/wordml" xmlns:w16cex="http://schemas.microsoft.com/office/word/2018/wordml/cex" xmlns:w16cid="http://schemas.microsoft.com/office/word/2016/wordml/cid" xmlns:w16="http://schemas.microsoft.com/office/word/2018/wordml" xmlns:w16du="http://schemas.microsoft.com/office/word/2023/wordml/word16du" xmlns:w16sdtdh="http://schemas.microsoft.com/office/word/2020/wordml/sdtdatahash" xmlns:w16sdtfl="http://schemas.microsoft.com/office/word/2024/wordml/sdtformatlock" xmlns:w16se="http://schemas.microsoft.com/office/word/2015/wordml/symex" xmlns:wpg="http://schemas.microsoft.com/office/word/2010/wordprocessingGroup" xmlns:wpi="http://schemas.microsoft.com/office/word/2010/wordprocessingInk" xmlns:wne="http://schemas.microsoft.com/office/word/2006/wordml" xmlns:wps="http://schemas.microsoft.com/office/word/2010/wordprocessingShape" mc:Ignorable="w14 w15 w16se w16cid w16 w16cex w16sdtdh w16sdtfl w16du wp14">
+  <w:footnote w:type="separator" w:id="-1">
+    <w:p>
+      <w:pPr>
+        <w:spacing w:after="0" w:line="240" w:lineRule="auto"/>
+      </w:pPr>
+      <w:r>
+        <w:separator/>
+      </w:r>
+    </w:p>
+  </w:footnote>
+  <w:footnote w:type="continuationSeparator" w:id="0">
+    <w:p>
+      <w:pPr>
+        <w:spacing w:after="0" w:line="240" w:lineRule="auto"/>
+      </w:pPr>
+      <w:r>
+        <w:continuationSeparator/>
+      </w:r>
+    </w:p>
+  </w:footnote>
+</w:footnotes>
 </file>
 
 <file path=word/numbering.xml><?xml version="1.0" encoding="utf-8"?>
@@ -5681,6 +5806,58 @@
       </w:tblBorders>
     </w:tblPr>
   </w:style>
+  <w:style w:type="paragraph" w:styleId="Encabezado">
+    <w:name w:val="header"/>
+    <w:basedOn w:val="Normal"/>
+    <w:link w:val="EncabezadoCar"/>
+    <w:uiPriority w:val="99"/>
+    <w:unhideWhenUsed/>
+    <w:rsid w:val="00D26D8B"/>
+    <w:pPr>
+      <w:tabs>
+        <w:tab w:val="center" w:pos="4252"/>
+        <w:tab w:val="right" w:pos="8504"/>
+      </w:tabs>
+      <w:spacing w:after="0" w:line="240" w:lineRule="auto"/>
+    </w:pPr>
+  </w:style>
+  <w:style w:type="character" w:customStyle="1" w:styleId="EncabezadoCar">
+    <w:name w:val="Encabezado Car"/>
+    <w:basedOn w:val="Fuentedeprrafopredeter"/>
+    <w:link w:val="Encabezado"/>
+    <w:uiPriority w:val="99"/>
+    <w:rsid w:val="00D26D8B"/>
+    <w:rPr>
+      <w:rFonts w:ascii="Times New Roman" w:hAnsi="Times New Roman"/>
+      <w:sz w:val="24"/>
+    </w:rPr>
+  </w:style>
+  <w:style w:type="paragraph" w:styleId="Piedepgina">
+    <w:name w:val="footer"/>
+    <w:basedOn w:val="Normal"/>
+    <w:link w:val="PiedepginaCar"/>
+    <w:uiPriority w:val="99"/>
+    <w:unhideWhenUsed/>
+    <w:rsid w:val="00D26D8B"/>
+    <w:pPr>
+      <w:tabs>
+        <w:tab w:val="center" w:pos="4252"/>
+        <w:tab w:val="right" w:pos="8504"/>
+      </w:tabs>
+      <w:spacing w:after="0" w:line="240" w:lineRule="auto"/>
+    </w:pPr>
+  </w:style>
+  <w:style w:type="character" w:customStyle="1" w:styleId="PiedepginaCar">
+    <w:name w:val="Pie de página Car"/>
+    <w:basedOn w:val="Fuentedeprrafopredeter"/>
+    <w:link w:val="Piedepgina"/>
+    <w:uiPriority w:val="99"/>
+    <w:rsid w:val="00D26D8B"/>
+    <w:rPr>
+      <w:rFonts w:ascii="Times New Roman" w:hAnsi="Times New Roman"/>
+      <w:sz w:val="24"/>
+    </w:rPr>
+  </w:style>
 </w:styles>
 </file>
 

--- a/00 Documents/PQC Accelerators/Accelerators Evaluation/Accelerators Evaluation.docx
+++ b/00 Documents/PQC Accelerators/Accelerators Evaluation/Accelerators Evaluation.docx
@@ -685,6 +685,39 @@
       </w:r>
     </w:p>
     <w:p>
+      <w:pPr>
+        <w:pStyle w:val="Prrafodelista"/>
+        <w:numPr>
+          <w:ilvl w:val="0"/>
+          <w:numId w:val="2"/>
+        </w:numPr>
+      </w:pPr>
+      <w:r>
+        <w:t xml:space="preserve">Implementación </w:t>
+      </w:r>
+      <w:r>
+        <w:t>ya existente en FPGA basada en Dilithium (algo difere</w:t>
+      </w:r>
+      <w:r>
+        <w:t>nte)</w:t>
+      </w:r>
+    </w:p>
+    <w:p>
+      <w:pPr>
+        <w:pStyle w:val="Prrafodelista"/>
+        <w:numPr>
+          <w:ilvl w:val="0"/>
+          <w:numId w:val="2"/>
+        </w:numPr>
+      </w:pPr>
+      <w:r>
+        <w:t xml:space="preserve">De realizarse en HAWK, </w:t>
+      </w:r>
+      <w:r>
+        <w:t>debería realizarse en SoC (PS+PL). Dificilmente viable puramente en HW.</w:t>
+      </w:r>
+    </w:p>
+    <w:p>
       <w:r>
         <w:t>CONTRA:</w:t>
       </w:r>
@@ -710,7 +743,7 @@
         </w:numPr>
       </w:pPr>
       <w:r>
-        <w:t>No hay mucha documentación sobre implementación en FPGA</w:t>
+        <w:t>No se ha encontrado ninguna implementación en HW ya existente</w:t>
       </w:r>
     </w:p>
     <w:p>
@@ -971,6 +1004,7 @@
     </w:p>
     <w:p>
       <w:r>
+        <w:lastRenderedPageBreak/>
         <w:t>CONTRA:</w:t>
       </w:r>
     </w:p>
@@ -995,7 +1029,6 @@
         </w:numPr>
       </w:pPr>
       <w:r>
-        <w:lastRenderedPageBreak/>
         <w:t>Control complejo</w:t>
       </w:r>
     </w:p>
@@ -1350,6 +1383,7 @@
         </w:numPr>
       </w:pPr>
       <w:r>
+        <w:lastRenderedPageBreak/>
         <w:t>Operaciones con matrices</w:t>
       </w:r>
     </w:p>
@@ -1374,7 +1408,6 @@
         </w:numPr>
       </w:pPr>
       <w:r>
-        <w:lastRenderedPageBreak/>
         <w:t>Algo más de implementación en FPGA a pesar de ser MPC</w:t>
       </w:r>
     </w:p>
@@ -1581,6 +1614,7 @@
         </w:numPr>
       </w:pPr>
       <w:r>
+        <w:lastRenderedPageBreak/>
         <w:t>Clave pública grande</w:t>
       </w:r>
       <w:r>
@@ -1613,7 +1647,6 @@
           <w:sz w:val="36"/>
           <w:szCs w:val="36"/>
         </w:rPr>
-        <w:lastRenderedPageBreak/>
         <w:t>QR-UOV</w:t>
       </w:r>
     </w:p>
@@ -1946,6 +1979,7 @@
         </w:numPr>
       </w:pPr>
       <w:r>
+        <w:lastRenderedPageBreak/>
         <w:t>Solo se hace hash una vez</w:t>
       </w:r>
     </w:p>
@@ -1963,7 +1997,6 @@
     </w:p>
     <w:p>
       <w:r>
-        <w:lastRenderedPageBreak/>
         <w:t>CONTRA:</w:t>
       </w:r>
     </w:p>
